--- a/docs/build/report-ar.docx
+++ b/docs/build/report-ar.docx
@@ -28,7 +28,7 @@
         </w:p>
       </w:sdtContent>
     </w:sdt>
-    <w:bookmarkStart w:id="72" w:name="X80e316569022d425b4fa8f3b5d258ea836d1e6e"/>
+    <w:bookmarkStart w:id="76" w:name="X80e316569022d425b4fa8f3b5d258ea836d1e6e"/>
     <w:p>
       <w:pPr>
         <w:pStyle w:val="Heading1"/>
@@ -4560,7 +4560,7 @@
     </w:p>
     <w:bookmarkEnd w:id="51"/>
     <w:bookmarkEnd w:id="52"/>
-    <w:bookmarkStart w:id="60" w:name="تجارب-التحسين"/>
+    <w:bookmarkStart w:id="64" w:name="تجارب-التحسين"/>
     <w:p>
       <w:pPr>
         <w:pStyle w:val="Heading2"/>
@@ -5517,13 +5517,316 @@
       </w:r>
     </w:p>
     <w:bookmarkEnd w:id="58"/>
-    <w:bookmarkStart w:id="59" w:name="ضوابط-فرط-التخصيص"/>
+    <w:bookmarkStart w:id="62" w:name="أثر-عمق-الشبكة-عدد-الطبقات"/>
     <w:p>
       <w:pPr>
         <w:pStyle w:val="Heading3"/>
       </w:pPr>
       <w:r>
-        <w:t xml:space="preserve">9.4 ضوابط فرط التخصيص</w:t>
+        <w:t xml:space="preserve">9.4 أثر عمق الشبكة (عدد الطبقات)</w:t>
+      </w:r>
+    </w:p>
+    <w:tbl>
+      <w:tblPr>
+        <w:tblStyle w:val="Table"/>
+        <w:tblW w:type="auto" w:w="0"/>
+        <w:tblLook w:firstRow="1" w:lastRow="0" w:firstColumn="0" w:lastColumn="0" w:noHBand="0" w:noVBand="0" w:val="0020"/>
+      </w:tblPr>
+      <w:tblGrid>
+        <w:gridCol w:w="1980"/>
+        <w:gridCol w:w="1980"/>
+        <w:gridCol w:w="1980"/>
+        <w:gridCol w:w="1980"/>
+      </w:tblGrid>
+      <w:tr>
+        <w:trPr>
+          <w:tblHeader w:val="on"/>
+        </w:trPr>
+        <w:tc>
+          <w:tcPr/>
+          <w:p>
+            <w:pPr>
+              <w:pStyle w:val="Compact"/>
+            </w:pPr>
+            <w:r>
+              <w:t xml:space="preserve">القناة</w:t>
+            </w:r>
+          </w:p>
+        </w:tc>
+        <w:tc>
+          <w:tcPr/>
+          <w:p>
+            <w:pPr>
+              <w:pStyle w:val="Compact"/>
+            </w:pPr>
+            <w:r>
+              <w:t xml:space="preserve">كتلتان</w:t>
+            </w:r>
+          </w:p>
+        </w:tc>
+        <w:tc>
+          <w:tcPr/>
+          <w:p>
+            <w:pPr>
+              <w:pStyle w:val="Compact"/>
+            </w:pPr>
+            <w:r>
+              <w:t xml:space="preserve">3 كتل</w:t>
+            </w:r>
+          </w:p>
+        </w:tc>
+        <w:tc>
+          <w:tcPr/>
+          <w:p>
+            <w:pPr>
+              <w:pStyle w:val="Compact"/>
+            </w:pPr>
+            <w:r>
+              <w:t xml:space="preserve">4 كتل</w:t>
+            </w:r>
+          </w:p>
+        </w:tc>
+      </w:tr>
+      <w:tr>
+        <w:tc>
+          <w:tcPr/>
+          <w:p>
+            <w:pPr>
+              <w:pStyle w:val="Compact"/>
+            </w:pPr>
+            <w:r>
+              <w:t xml:space="preserve">current (الدقة المتوازنة)</w:t>
+            </w:r>
+          </w:p>
+        </w:tc>
+        <w:tc>
+          <w:tcPr/>
+          <w:p>
+            <w:pPr>
+              <w:pStyle w:val="Compact"/>
+            </w:pPr>
+            <w:r>
+              <w:t xml:space="preserve">0.71</w:t>
+            </w:r>
+          </w:p>
+        </w:tc>
+        <w:tc>
+          <w:tcPr/>
+          <w:p>
+            <w:pPr>
+              <w:pStyle w:val="Compact"/>
+            </w:pPr>
+            <w:r>
+              <w:t xml:space="preserve">0.70</w:t>
+            </w:r>
+          </w:p>
+        </w:tc>
+        <w:tc>
+          <w:tcPr/>
+          <w:p>
+            <w:pPr>
+              <w:pStyle w:val="Compact"/>
+            </w:pPr>
+            <w:r>
+              <w:t xml:space="preserve">0.69</w:t>
+            </w:r>
+          </w:p>
+        </w:tc>
+      </w:tr>
+      <w:tr>
+        <w:tc>
+          <w:tcPr/>
+          <w:p>
+            <w:pPr>
+              <w:pStyle w:val="Compact"/>
+            </w:pPr>
+            <w:r>
+              <w:t xml:space="preserve">vibration (الدقة المتوازنة)</w:t>
+            </w:r>
+          </w:p>
+        </w:tc>
+        <w:tc>
+          <w:tcPr/>
+          <w:p>
+            <w:pPr>
+              <w:pStyle w:val="Compact"/>
+            </w:pPr>
+            <w:r>
+              <w:t xml:space="preserve">1.00</w:t>
+            </w:r>
+          </w:p>
+        </w:tc>
+        <w:tc>
+          <w:tcPr/>
+          <w:p>
+            <w:pPr>
+              <w:pStyle w:val="Compact"/>
+            </w:pPr>
+            <w:r>
+              <w:t xml:space="preserve">1.00</w:t>
+            </w:r>
+          </w:p>
+        </w:tc>
+        <w:tc>
+          <w:tcPr/>
+          <w:p>
+            <w:pPr>
+              <w:pStyle w:val="Compact"/>
+            </w:pPr>
+            <w:r>
+              <w:t xml:space="preserve">1.00</w:t>
+            </w:r>
+          </w:p>
+        </w:tc>
+      </w:tr>
+    </w:tbl>
+    <w:p>
+      <w:pPr>
+        <w:pStyle w:val="CaptionedFigure"/>
+      </w:pPr>
+      <w:r>
+        <w:drawing>
+          <wp:inline>
+            <wp:extent cx="5334000" cy="3556000"/>
+            <wp:effectExtent b="0" l="0" r="0" t="0"/>
+            <wp:docPr descr="حذف العمق" title="" id="60" name="Picture"/>
+            <a:graphic>
+              <a:graphicData uri="http://schemas.openxmlformats.org/drawingml/2006/picture">
+                <pic:pic>
+                  <pic:nvPicPr>
+                    <pic:cNvPr descr="../../results/depth_ablation.png" id="61" name="Picture"/>
+                    <pic:cNvPicPr>
+                      <a:picLocks noChangeArrowheads="1" noChangeAspect="1"/>
+                    </pic:cNvPicPr>
+                  </pic:nvPicPr>
+                  <pic:blipFill>
+                    <a:blip r:embed="rId59"/>
+                    <a:stretch>
+                      <a:fillRect/>
+                    </a:stretch>
+                  </pic:blipFill>
+                  <pic:spPr bwMode="auto">
+                    <a:xfrm>
+                      <a:off x="0" y="0"/>
+                      <a:ext cx="5334000" cy="3556000"/>
+                    </a:xfrm>
+                    <a:prstGeom prst="rect">
+                      <a:avLst/>
+                    </a:prstGeom>
+                    <a:noFill/>
+                    <a:ln w="9525">
+                      <a:noFill/>
+                      <a:headEnd/>
+                      <a:tailEnd/>
+                    </a:ln>
+                  </pic:spPr>
+                </pic:pic>
+              </a:graphicData>
+            </a:graphic>
+          </wp:inline>
+        </w:drawing>
+      </w:r>
+    </w:p>
+    <w:p>
+      <w:pPr>
+        <w:pStyle w:val="ImageCaption"/>
+      </w:pPr>
+      <w:r>
+        <w:t xml:space="preserve">حذف العمق</w:t>
+      </w:r>
+    </w:p>
+    <w:p>
+      <w:pPr>
+        <w:pStyle w:val="BodyText"/>
+      </w:pPr>
+      <w:r>
+        <w:rPr>
+          <w:i/>
+          <w:iCs/>
+        </w:rPr>
+        <w:t xml:space="preserve">الشكل 9.2 — أثر عدد الكتل الالتفافية.</w:t>
+      </w:r>
+      <w:r>
+        <w:t xml:space="preserve"> </w:t>
+      </w:r>
+      <w:r>
+        <w:t xml:space="preserve">العمق لا يكاد يغيّر النتيجة: يبقى التيار ~0.69–0.71</w:t>
+      </w:r>
+      <w:r>
+        <w:t xml:space="preserve"> </w:t>
+      </w:r>
+      <w:r>
+        <w:t xml:space="preserve">(قيده جودة الإشارة لا السَّعة)، والاهتزاز مثالي عند كل عمق. ولاحظ أن</w:t>
+      </w:r>
+      <w:r>
+        <w:t xml:space="preserve"> </w:t>
+      </w:r>
+      <w:r>
+        <w:rPr>
+          <w:i/>
+          <w:iCs/>
+        </w:rPr>
+        <w:t xml:space="preserve">تقليل</w:t>
+      </w:r>
+      <w:r>
+        <w:t xml:space="preserve"> </w:t>
+      </w:r>
+      <w:r>
+        <w:t xml:space="preserve">الكتل يعني</w:t>
+      </w:r>
+      <w:r>
+        <w:t xml:space="preserve"> </w:t>
+      </w:r>
+      <w:r>
+        <w:rPr>
+          <w:i/>
+          <w:iCs/>
+        </w:rPr>
+        <w:t xml:space="preserve">زيادة</w:t>
+      </w:r>
+      <w:r>
+        <w:t xml:space="preserve"> </w:t>
+      </w:r>
+      <w:r>
+        <w:t xml:space="preserve">المعاملات (تجميع أقل ← خريطة مسطّحة أكبر): كتلتان ≈ 23.9M، 3 كتل ≈ 11.2M، 4 كتل</w:t>
+      </w:r>
+      <w:r>
+        <w:t xml:space="preserve"> </w:t>
+      </w:r>
+      <w:r>
+        <w:t xml:space="preserve">≈ 5.1M. ومن ثَمّ</w:t>
+      </w:r>
+      <w:r>
+        <w:t xml:space="preserve"> </w:t>
+      </w:r>
+      <w:r>
+        <w:rPr>
+          <w:b/>
+          <w:bCs/>
+        </w:rPr>
+        <w:t xml:space="preserve">3 كتل</w:t>
+      </w:r>
+      <w:r>
+        <w:t xml:space="preserve"> </w:t>
+      </w:r>
+      <w:r>
+        <w:t xml:space="preserve">هي الخيار الافتراضي — دقة قرب الأفضل بعدد معاملات معتدل وخطر</w:t>
+      </w:r>
+      <w:r>
+        <w:t xml:space="preserve"> </w:t>
+      </w:r>
+      <w:r>
+        <w:t xml:space="preserve">فرط تخصيص أقل من شبكة أعمق.</w:t>
+      </w:r>
+    </w:p>
+    <w:bookmarkEnd w:id="62"/>
+    <w:bookmarkStart w:id="63" w:name="ضوابط-فرط-التخصيص"/>
+    <w:p>
+      <w:pPr>
+        <w:pStyle w:val="Heading3"/>
+      </w:pPr>
+      <w:r>
+        <w:t xml:space="preserve">9.5 ضوابط فرط التخصيص</w:t>
       </w:r>
     </w:p>
     <w:p>
@@ -5541,9 +5844,9 @@
         </w:pict>
       </w:r>
     </w:p>
-    <w:bookmarkEnd w:id="59"/>
-    <w:bookmarkEnd w:id="60"/>
-    <w:bookmarkStart w:id="64" w:name="الاستنتاجات-والعمل-المستقبلي"/>
+    <w:bookmarkEnd w:id="63"/>
+    <w:bookmarkEnd w:id="64"/>
+    <w:bookmarkStart w:id="68" w:name="الاستنتاجات-والعمل-المستقبلي"/>
     <w:p>
       <w:pPr>
         <w:pStyle w:val="Heading2"/>
@@ -5552,7 +5855,7 @@
         <w:t xml:space="preserve">10. الاستنتاجات والعمل المستقبلي</w:t>
       </w:r>
     </w:p>
-    <w:bookmarkStart w:id="61" w:name="الاستنتاجات"/>
+    <w:bookmarkStart w:id="65" w:name="الاستنتاجات"/>
     <w:p>
       <w:pPr>
         <w:pStyle w:val="Heading3"/>
@@ -5654,8 +5957,8 @@
         <w:t xml:space="preserve">العمل مدعوم بـ 38 اختبار وحدة وتكامل مستمر، ومتاح علناً ليتمكّن باحثون آخرون من إعادة إنتاجه وتوسيعه.</w:t>
       </w:r>
     </w:p>
-    <w:bookmarkEnd w:id="61"/>
-    <w:bookmarkStart w:id="62" w:name="القيود"/>
+    <w:bookmarkEnd w:id="65"/>
+    <w:bookmarkStart w:id="66" w:name="القيود"/>
     <w:p>
       <w:pPr>
         <w:pStyle w:val="Heading3"/>
@@ -5672,8 +5975,8 @@
         <w:t xml:space="preserve">القيد الرئيسي هو العدد الصغير من التسجيلات السليمة المستقلة، الذي يقيّد مدى قوة ادعاء التعميم. وإزالة المغنطة والحِمل الزائد حاضران اصطناعياً فقط. ومقارنة الاندماج إرشادية لا مضبوطة بدقة.</w:t>
       </w:r>
     </w:p>
-    <w:bookmarkEnd w:id="62"/>
-    <w:bookmarkStart w:id="63" w:name="العمل-المستقبلي"/>
+    <w:bookmarkEnd w:id="66"/>
+    <w:bookmarkStart w:id="67" w:name="العمل-المستقبلي"/>
     <w:p>
       <w:pPr>
         <w:pStyle w:val="Heading3"/>
@@ -5799,9 +6102,9 @@
         </w:pict>
       </w:r>
     </w:p>
-    <w:bookmarkEnd w:id="63"/>
-    <w:bookmarkEnd w:id="64"/>
-    <w:bookmarkStart w:id="65" w:name="المراجع"/>
+    <w:bookmarkEnd w:id="67"/>
+    <w:bookmarkEnd w:id="68"/>
+    <w:bookmarkStart w:id="69" w:name="المراجع"/>
     <w:p>
       <w:pPr>
         <w:pStyle w:val="Heading2"/>
@@ -6180,8 +6483,8 @@
         </w:pict>
       </w:r>
     </w:p>
-    <w:bookmarkEnd w:id="65"/>
-    <w:bookmarkStart w:id="66" w:name="الملحق-a-إعادة-إنتاج-النتائج"/>
+    <w:bookmarkEnd w:id="69"/>
+    <w:bookmarkStart w:id="70" w:name="الملحق-a-إعادة-إنتاج-النتائج"/>
     <w:p>
       <w:pPr>
         <w:pStyle w:val="Heading2"/>
@@ -6492,8 +6795,8 @@
         <w:t xml:space="preserve"> demo</w:t>
       </w:r>
     </w:p>
-    <w:bookmarkEnd w:id="66"/>
-    <w:bookmarkStart w:id="67" w:name="الملحق-b-الضبط-الأساسي-config.yaml"/>
+    <w:bookmarkEnd w:id="70"/>
+    <w:bookmarkStart w:id="71" w:name="الملحق-b-الضبط-الأساسي-config.yaml"/>
     <w:p>
       <w:pPr>
         <w:pStyle w:val="Heading2"/>
@@ -6980,8 +7283,8 @@
         </w:tc>
       </w:tr>
     </w:tbl>
-    <w:bookmarkEnd w:id="67"/>
-    <w:bookmarkStart w:id="68" w:name="الملحق-c-تخطيط-المستودع"/>
+    <w:bookmarkEnd w:id="71"/>
+    <w:bookmarkStart w:id="72" w:name="الملحق-c-تخطيط-المستودع"/>
     <w:p>
       <w:pPr>
         <w:pStyle w:val="Heading2"/>
@@ -7073,8 +7376,8 @@
         <w:t xml:space="preserve">config.yaml    all parameters · Makefile  targets · CITATION.cff</w:t>
       </w:r>
     </w:p>
-    <w:bookmarkEnd w:id="68"/>
-    <w:bookmarkStart w:id="69" w:name="الملحق-d-مخطط-المانيفست-datamanifest.csv"/>
+    <w:bookmarkEnd w:id="72"/>
+    <w:bookmarkStart w:id="73" w:name="الملحق-d-مخطط-المانيفست-datamanifest.csv"/>
     <w:p>
       <w:pPr>
         <w:pStyle w:val="Heading2"/>
@@ -7109,8 +7412,8 @@
         <w:t xml:space="preserve">— صفّ واحد لكل مقطع؛ وهو المصدر الوحيد للحقيقة الذي يربط كل نافذة إشارة بمخططها الطيفي وتسميتها وتقسيمها.</w:t>
       </w:r>
     </w:p>
-    <w:bookmarkEnd w:id="69"/>
-    <w:bookmarkStart w:id="70" w:name="الملحق-e-جرد-الاختبارات-38-اختبارا"/>
+    <w:bookmarkEnd w:id="73"/>
+    <w:bookmarkStart w:id="74" w:name="الملحق-e-جرد-الاختبارات-38-اختبارا"/>
     <w:p>
       <w:pPr>
         <w:pStyle w:val="Heading2"/>
@@ -7127,8 +7430,8 @@
         <w:t xml:space="preserve">التحقق من الضبط؛ عمليات CRUD على المانيفست؛ التقسيم الخالي من التسرّب (بما في ذلك ضمانات الفئات الصغيرة)؛ التقطيع؛ تحليل أسماء ملفات KAIST؛ موازنة الفئات؛ ترجيح الفئات؛ شكل المخطط الطيفي؛ المولّد الاصطناعي؛ فهرسة محمّل البيانات؛ بناء النموذج المرجعي ونموذج الاندماج؛ إقران الاندماج (لا حالة تمتدّ عبر التقسيمات)؛ اختبار دخان (smoke test) للتدريب؛ مقاييس التقييم (بما في ذلك مجموعة جزئية من الفئات). وتتخطّى الاختبارات المعتمدة على TensorFlow تخطّياً نظيفاً عند غياب TF.</w:t>
       </w:r>
     </w:p>
-    <w:bookmarkEnd w:id="70"/>
-    <w:bookmarkStart w:id="71" w:name="الملحق-f-تدقيق-مجموعات-البيانات"/>
+    <w:bookmarkEnd w:id="74"/>
+    <w:bookmarkStart w:id="75" w:name="الملحق-f-تدقيق-مجموعات-البيانات"/>
     <w:p>
       <w:pPr>
         <w:pStyle w:val="Heading2"/>
@@ -7474,8 +7777,8 @@
         <w:t xml:space="preserve">ملاحظة حول الطول/الصيغة: حُرِّر هذا التقرير بصيغة Markdown؛ وعند تنضيده إلى A4/Letter (Word أو LaTeX) مع الأشكال والجداول وتباعد أسطر 1.15–1.5 يمتدّ على 25–35 صفحة المطلوبة.</w:t>
       </w:r>
     </w:p>
-    <w:bookmarkEnd w:id="71"/>
-    <w:bookmarkEnd w:id="72"/>
+    <w:bookmarkEnd w:id="75"/>
+    <w:bookmarkEnd w:id="76"/>
     <w:sectPr>
       <w:footnotePr>
         <w:numRestart w:val="eachSect"/>

--- a/docs/build/report-ar.docx
+++ b/docs/build/report-ar.docx
@@ -46,17 +46,17 @@
           <w:b/>
           <w:bCs/>
         </w:rPr>
-        <w:t xml:space="preserve">«اسم الجامعة — كلية الهندسة»</w:t>
-      </w:r>
-      <w:r>
-        <w:t xml:space="preserve"> </w:t>
-      </w:r>
-      <w:r>
-        <w:rPr>
-          <w:b/>
-          <w:bCs/>
-        </w:rPr>
-        <w:t xml:space="preserve">«القسم / الاختصاص»</w:t>
+        <w:t xml:space="preserve">جامعة حلب — كلية الهندسة الكهربائية والإلكترونية</w:t>
+      </w:r>
+      <w:r>
+        <w:t xml:space="preserve"> </w:t>
+      </w:r>
+      <w:r>
+        <w:rPr>
+          <w:b/>
+          <w:bCs/>
+        </w:rPr>
+        <w:t xml:space="preserve">قسم هندسة الميكاترونيكس</w:t>
       </w:r>
     </w:p>
     <w:p>
@@ -115,23 +115,23 @@
           <w:b/>
           <w:bCs/>
         </w:rPr>
-        <w:t xml:space="preserve">«د. اسم المشرف»</w:t>
-      </w:r>
-      <w:r>
-        <w:t xml:space="preserve"> </w:t>
-      </w:r>
-      <w:r>
-        <w:t xml:space="preserve">العام الدراسي:</w:t>
-      </w:r>
-      <w:r>
-        <w:t xml:space="preserve"> </w:t>
-      </w:r>
-      <w:r>
-        <w:rPr>
-          <w:b/>
-          <w:bCs/>
-        </w:rPr>
-        <w:t xml:space="preserve">«2025–2026»</w:t>
+        <w:t xml:space="preserve">م. سعد المصطفى</w:t>
+      </w:r>
+      <w:r>
+        <w:t xml:space="preserve"> </w:t>
+      </w:r>
+      <w:r>
+        <w:t xml:space="preserve">السنة:</w:t>
+      </w:r>
+      <w:r>
+        <w:t xml:space="preserve"> </w:t>
+      </w:r>
+      <w:r>
+        <w:rPr>
+          <w:b/>
+          <w:bCs/>
+        </w:rPr>
+        <w:t xml:space="preserve">السنة الرابعة</w:t>
       </w:r>
     </w:p>
     <w:p>

--- a/docs/build/report-ar.docx
+++ b/docs/build/report-ar.docx
@@ -28,7 +28,7 @@
         </w:p>
       </w:sdtContent>
     </w:sdt>
-    <w:bookmarkStart w:id="76" w:name="X80e316569022d425b4fa8f3b5d258ea836d1e6e"/>
+    <w:bookmarkStart w:id="80" w:name="X80e316569022d425b4fa8f3b5d258ea836d1e6e"/>
     <w:p>
       <w:pPr>
         <w:pStyle w:val="Heading1"/>
@@ -4560,7 +4560,7 @@
     </w:p>
     <w:bookmarkEnd w:id="51"/>
     <w:bookmarkEnd w:id="52"/>
-    <w:bookmarkStart w:id="64" w:name="تجارب-التحسين"/>
+    <w:bookmarkStart w:id="68" w:name="تجارب-التحسين"/>
     <w:p>
       <w:pPr>
         <w:pStyle w:val="Heading2"/>
@@ -5820,13 +5820,376 @@
       </w:r>
     </w:p>
     <w:bookmarkEnd w:id="62"/>
-    <w:bookmarkStart w:id="63" w:name="ضوابط-فرط-التخصيص"/>
+    <w:bookmarkStart w:id="66" w:name="أثر-بنية-النموذج-تحسين-الشبكة"/>
     <w:p>
       <w:pPr>
         <w:pStyle w:val="Heading3"/>
       </w:pPr>
       <w:r>
-        <w:t xml:space="preserve">9.5 ضوابط فرط التخصيص</w:t>
+        <w:t xml:space="preserve">9.5 أثر بنية النموذج (تحسين الشبكة)</w:t>
+      </w:r>
+    </w:p>
+    <w:p>
+      <w:pPr>
+        <w:pStyle w:val="FirstParagraph"/>
+      </w:pPr>
+      <w:r>
+        <w:t xml:space="preserve">ثلاث بنى، بيانات متوازنة، 224 px:</w:t>
+      </w:r>
+      <w:r>
+        <w:t xml:space="preserve"> </w:t>
+      </w:r>
+      <w:r>
+        <w:rPr>
+          <w:b/>
+          <w:bCs/>
+        </w:rPr>
+        <w:t xml:space="preserve">baseline</w:t>
+      </w:r>
+      <w:r>
+        <w:t xml:space="preserve"> </w:t>
+      </w:r>
+      <w:r>
+        <w:t xml:space="preserve">(شبكة من ثلاث كتل من الصفر)،</w:t>
+      </w:r>
+      <w:r>
+        <w:t xml:space="preserve"> </w:t>
+      </w:r>
+      <w:r>
+        <w:rPr>
+          <w:b/>
+          <w:bCs/>
+        </w:rPr>
+        <w:t xml:space="preserve">modern</w:t>
+      </w:r>
+      <w:r>
+        <w:t xml:space="preserve"> </w:t>
+      </w:r>
+      <w:r>
+        <w:t xml:space="preserve">(Conv-BatchNorm-ReLU + تجميع متوسط شامل + جدولة معدل التعلّم)، و</w:t>
+      </w:r>
+      <w:r>
+        <w:rPr>
+          <w:b/>
+          <w:bCs/>
+        </w:rPr>
+        <w:t xml:space="preserve">transfer</w:t>
+      </w:r>
+      <w:r>
+        <w:t xml:space="preserve"> </w:t>
+      </w:r>
+      <w:r>
+        <w:t xml:space="preserve">(عمود MobileNetV2 مُدرَّب مسبقاً ومجمَّد + رأس صغير).</w:t>
+      </w:r>
+    </w:p>
+    <w:tbl>
+      <w:tblPr>
+        <w:tblStyle w:val="Table"/>
+        <w:tblW w:type="auto" w:w="0"/>
+        <w:tblLook w:firstRow="1" w:lastRow="0" w:firstColumn="0" w:lastColumn="0" w:noHBand="0" w:noVBand="0" w:val="0020"/>
+      </w:tblPr>
+      <w:tblGrid>
+        <w:gridCol w:w="1980"/>
+        <w:gridCol w:w="1980"/>
+        <w:gridCol w:w="1980"/>
+        <w:gridCol w:w="1980"/>
+      </w:tblGrid>
+      <w:tr>
+        <w:trPr>
+          <w:tblHeader w:val="on"/>
+        </w:trPr>
+        <w:tc>
+          <w:tcPr/>
+          <w:p>
+            <w:pPr>
+              <w:pStyle w:val="Compact"/>
+            </w:pPr>
+            <w:r>
+              <w:t xml:space="preserve">القناة</w:t>
+            </w:r>
+          </w:p>
+        </w:tc>
+        <w:tc>
+          <w:tcPr/>
+          <w:p>
+            <w:pPr>
+              <w:pStyle w:val="Compact"/>
+            </w:pPr>
+            <w:r>
+              <w:t xml:space="preserve">baseline</w:t>
+            </w:r>
+          </w:p>
+        </w:tc>
+        <w:tc>
+          <w:tcPr/>
+          <w:p>
+            <w:pPr>
+              <w:pStyle w:val="Compact"/>
+            </w:pPr>
+            <w:r>
+              <w:t xml:space="preserve">modern</w:t>
+            </w:r>
+          </w:p>
+        </w:tc>
+        <w:tc>
+          <w:tcPr/>
+          <w:p>
+            <w:pPr>
+              <w:pStyle w:val="Compact"/>
+            </w:pPr>
+            <w:r>
+              <w:t xml:space="preserve">transfer</w:t>
+            </w:r>
+          </w:p>
+        </w:tc>
+      </w:tr>
+      <w:tr>
+        <w:tc>
+          <w:tcPr/>
+          <w:p>
+            <w:pPr>
+              <w:pStyle w:val="Compact"/>
+            </w:pPr>
+            <w:r>
+              <w:t xml:space="preserve">current (الدقة المتوازنة)</w:t>
+            </w:r>
+          </w:p>
+        </w:tc>
+        <w:tc>
+          <w:tcPr/>
+          <w:p>
+            <w:pPr>
+              <w:pStyle w:val="Compact"/>
+            </w:pPr>
+            <w:r>
+              <w:t xml:space="preserve">0.70</w:t>
+            </w:r>
+          </w:p>
+        </w:tc>
+        <w:tc>
+          <w:tcPr/>
+          <w:p>
+            <w:pPr>
+              <w:pStyle w:val="Compact"/>
+            </w:pPr>
+            <w:r>
+              <w:t xml:space="preserve">0.50</w:t>
+            </w:r>
+          </w:p>
+        </w:tc>
+        <w:tc>
+          <w:tcPr/>
+          <w:p>
+            <w:pPr>
+              <w:pStyle w:val="Compact"/>
+            </w:pPr>
+            <w:r>
+              <w:rPr>
+                <w:b/>
+                <w:bCs/>
+              </w:rPr>
+              <w:t xml:space="preserve">0.89</w:t>
+            </w:r>
+          </w:p>
+        </w:tc>
+      </w:tr>
+      <w:tr>
+        <w:tc>
+          <w:tcPr/>
+          <w:p>
+            <w:pPr>
+              <w:pStyle w:val="Compact"/>
+            </w:pPr>
+            <w:r>
+              <w:t xml:space="preserve">vibration (الدقة المتوازنة)</w:t>
+            </w:r>
+          </w:p>
+        </w:tc>
+        <w:tc>
+          <w:tcPr/>
+          <w:p>
+            <w:pPr>
+              <w:pStyle w:val="Compact"/>
+            </w:pPr>
+            <w:r>
+              <w:t xml:space="preserve">1.00</w:t>
+            </w:r>
+          </w:p>
+        </w:tc>
+        <w:tc>
+          <w:tcPr/>
+          <w:p>
+            <w:pPr>
+              <w:pStyle w:val="Compact"/>
+            </w:pPr>
+            <w:r>
+              <w:t xml:space="preserve">0.59</w:t>
+            </w:r>
+          </w:p>
+        </w:tc>
+        <w:tc>
+          <w:tcPr/>
+          <w:p>
+            <w:pPr>
+              <w:pStyle w:val="Compact"/>
+            </w:pPr>
+            <w:r>
+              <w:t xml:space="preserve">1.00</w:t>
+            </w:r>
+          </w:p>
+        </w:tc>
+      </w:tr>
+    </w:tbl>
+    <w:p>
+      <w:pPr>
+        <w:pStyle w:val="CaptionedFigure"/>
+      </w:pPr>
+      <w:r>
+        <w:drawing>
+          <wp:inline>
+            <wp:extent cx="5334000" cy="3282461"/>
+            <wp:effectExtent b="0" l="0" r="0" t="0"/>
+            <wp:docPr descr="حذف البنية" title="" id="64" name="Picture"/>
+            <a:graphic>
+              <a:graphicData uri="http://schemas.openxmlformats.org/drawingml/2006/picture">
+                <pic:pic>
+                  <pic:nvPicPr>
+                    <pic:cNvPr descr="../../results/architecture_ablation.png" id="65" name="Picture"/>
+                    <pic:cNvPicPr>
+                      <a:picLocks noChangeArrowheads="1" noChangeAspect="1"/>
+                    </pic:cNvPicPr>
+                  </pic:nvPicPr>
+                  <pic:blipFill>
+                    <a:blip r:embed="rId63"/>
+                    <a:stretch>
+                      <a:fillRect/>
+                    </a:stretch>
+                  </pic:blipFill>
+                  <pic:spPr bwMode="auto">
+                    <a:xfrm>
+                      <a:off x="0" y="0"/>
+                      <a:ext cx="5334000" cy="3282461"/>
+                    </a:xfrm>
+                    <a:prstGeom prst="rect">
+                      <a:avLst/>
+                    </a:prstGeom>
+                    <a:noFill/>
+                    <a:ln w="9525">
+                      <a:noFill/>
+                      <a:headEnd/>
+                      <a:tailEnd/>
+                    </a:ln>
+                  </pic:spPr>
+                </pic:pic>
+              </a:graphicData>
+            </a:graphic>
+          </wp:inline>
+        </w:drawing>
+      </w:r>
+    </w:p>
+    <w:p>
+      <w:pPr>
+        <w:pStyle w:val="ImageCaption"/>
+      </w:pPr>
+      <w:r>
+        <w:t xml:space="preserve">حذف البنية</w:t>
+      </w:r>
+    </w:p>
+    <w:p>
+      <w:pPr>
+        <w:pStyle w:val="BodyText"/>
+      </w:pPr>
+      <w:r>
+        <w:rPr>
+          <w:i/>
+          <w:iCs/>
+        </w:rPr>
+        <w:t xml:space="preserve">الشكل 9.3 — مقارنة البنى.</w:t>
+      </w:r>
+      <w:r>
+        <w:t xml:space="preserve"> </w:t>
+      </w:r>
+      <w:r>
+        <w:rPr>
+          <w:b/>
+          <w:bCs/>
+        </w:rPr>
+        <w:t xml:space="preserve">التعلّم بالنقل (MobileNetV2) هو التحسين النظيف الفعّال</w:t>
+      </w:r>
+      <w:r>
+        <w:t xml:space="preserve">:</w:t>
+      </w:r>
+      <w:r>
+        <w:t xml:space="preserve"> </w:t>
+      </w:r>
+      <w:r>
+        <w:t xml:space="preserve">يرفع قناة التيّار الضعيفة من 0.70 إلى</w:t>
+      </w:r>
+      <w:r>
+        <w:t xml:space="preserve"> </w:t>
+      </w:r>
+      <w:r>
+        <w:rPr>
+          <w:b/>
+          <w:bCs/>
+        </w:rPr>
+        <w:t xml:space="preserve">0.89</w:t>
+      </w:r>
+      <w:r>
+        <w:t xml:space="preserve"> </w:t>
+      </w:r>
+      <w:r>
+        <w:t xml:space="preserve">(استدعاء العطل بين اللفّات 0.40 ← 0.77)</w:t>
+      </w:r>
+      <w:r>
+        <w:t xml:space="preserve"> </w:t>
+      </w:r>
+      <w:r>
+        <w:t xml:space="preserve">ويُبقي الاهتزاز عند 1.00 — فخصائص ImageNet المُدرَّبة مسبقاً تنتقل جيداً إلى المخططات</w:t>
+      </w:r>
+      <w:r>
+        <w:t xml:space="preserve"> </w:t>
+      </w:r>
+      <w:r>
+        <w:t xml:space="preserve">الطيفية رغم أنها ليست صوراً طبيعية. أما بنية</w:t>
+      </w:r>
+      <w:r>
+        <w:t xml:space="preserve"> </w:t>
+      </w:r>
+      <w:r>
+        <w:rPr>
+          <w:b/>
+          <w:bCs/>
+        </w:rPr>
+        <w:t xml:space="preserve">modern</w:t>
+      </w:r>
+      <w:r>
+        <w:t xml:space="preserve"> </w:t>
+      </w:r>
+      <w:r>
+        <w:t xml:space="preserve">من الصفر فانهارت على هذه</w:t>
+      </w:r>
+      <w:r>
+        <w:t xml:space="preserve"> </w:t>
+      </w:r>
+      <w:r>
+        <w:t xml:space="preserve">المجموعة الصغيرة (يحتاج BatchNorm دفعات أكبر)، ما يؤكّد أنّ الخصائص المُدرَّبة مسبقاً</w:t>
+      </w:r>
+      <w:r>
+        <w:t xml:space="preserve"> </w:t>
+      </w:r>
+      <w:r>
+        <w:t xml:space="preserve">تتفوّق على التدريب الأعقد عند ندرة البيانات.</w:t>
+      </w:r>
+    </w:p>
+    <w:bookmarkEnd w:id="66"/>
+    <w:bookmarkStart w:id="67" w:name="ضوابط-فرط-التخصيص"/>
+    <w:p>
+      <w:pPr>
+        <w:pStyle w:val="Heading3"/>
+      </w:pPr>
+      <w:r>
+        <w:t xml:space="preserve">9.6 ضوابط فرط التخصيص</w:t>
       </w:r>
     </w:p>
     <w:p>
@@ -5844,9 +6207,9 @@
         </w:pict>
       </w:r>
     </w:p>
-    <w:bookmarkEnd w:id="63"/>
-    <w:bookmarkEnd w:id="64"/>
-    <w:bookmarkStart w:id="68" w:name="الاستنتاجات-والعمل-المستقبلي"/>
+    <w:bookmarkEnd w:id="67"/>
+    <w:bookmarkEnd w:id="68"/>
+    <w:bookmarkStart w:id="72" w:name="الاستنتاجات-والعمل-المستقبلي"/>
     <w:p>
       <w:pPr>
         <w:pStyle w:val="Heading2"/>
@@ -5855,7 +6218,7 @@
         <w:t xml:space="preserve">10. الاستنتاجات والعمل المستقبلي</w:t>
       </w:r>
     </w:p>
-    <w:bookmarkStart w:id="65" w:name="الاستنتاجات"/>
+    <w:bookmarkStart w:id="69" w:name="الاستنتاجات"/>
     <w:p>
       <w:pPr>
         <w:pStyle w:val="Heading3"/>
@@ -5957,8 +6320,8 @@
         <w:t xml:space="preserve">العمل مدعوم بـ 38 اختبار وحدة وتكامل مستمر، ومتاح علناً ليتمكّن باحثون آخرون من إعادة إنتاجه وتوسيعه.</w:t>
       </w:r>
     </w:p>
-    <w:bookmarkEnd w:id="65"/>
-    <w:bookmarkStart w:id="66" w:name="القيود"/>
+    <w:bookmarkEnd w:id="69"/>
+    <w:bookmarkStart w:id="70" w:name="القيود"/>
     <w:p>
       <w:pPr>
         <w:pStyle w:val="Heading3"/>
@@ -5975,8 +6338,8 @@
         <w:t xml:space="preserve">القيد الرئيسي هو العدد الصغير من التسجيلات السليمة المستقلة، الذي يقيّد مدى قوة ادعاء التعميم. وإزالة المغنطة والحِمل الزائد حاضران اصطناعياً فقط. ومقارنة الاندماج إرشادية لا مضبوطة بدقة.</w:t>
       </w:r>
     </w:p>
-    <w:bookmarkEnd w:id="66"/>
-    <w:bookmarkStart w:id="67" w:name="العمل-المستقبلي"/>
+    <w:bookmarkEnd w:id="70"/>
+    <w:bookmarkStart w:id="71" w:name="العمل-المستقبلي"/>
     <w:p>
       <w:pPr>
         <w:pStyle w:val="Heading3"/>
@@ -6102,9 +6465,9 @@
         </w:pict>
       </w:r>
     </w:p>
-    <w:bookmarkEnd w:id="67"/>
-    <w:bookmarkEnd w:id="68"/>
-    <w:bookmarkStart w:id="69" w:name="المراجع"/>
+    <w:bookmarkEnd w:id="71"/>
+    <w:bookmarkEnd w:id="72"/>
+    <w:bookmarkStart w:id="73" w:name="المراجع"/>
     <w:p>
       <w:pPr>
         <w:pStyle w:val="Heading2"/>
@@ -6483,8 +6846,8 @@
         </w:pict>
       </w:r>
     </w:p>
-    <w:bookmarkEnd w:id="69"/>
-    <w:bookmarkStart w:id="70" w:name="الملحق-a-إعادة-إنتاج-النتائج"/>
+    <w:bookmarkEnd w:id="73"/>
+    <w:bookmarkStart w:id="74" w:name="الملحق-a-إعادة-إنتاج-النتائج"/>
     <w:p>
       <w:pPr>
         <w:pStyle w:val="Heading2"/>
@@ -6795,8 +7158,8 @@
         <w:t xml:space="preserve"> demo</w:t>
       </w:r>
     </w:p>
-    <w:bookmarkEnd w:id="70"/>
-    <w:bookmarkStart w:id="71" w:name="الملحق-b-الضبط-الأساسي-config.yaml"/>
+    <w:bookmarkEnd w:id="74"/>
+    <w:bookmarkStart w:id="75" w:name="الملحق-b-الضبط-الأساسي-config.yaml"/>
     <w:p>
       <w:pPr>
         <w:pStyle w:val="Heading2"/>
@@ -7283,8 +7646,8 @@
         </w:tc>
       </w:tr>
     </w:tbl>
-    <w:bookmarkEnd w:id="71"/>
-    <w:bookmarkStart w:id="72" w:name="الملحق-c-تخطيط-المستودع"/>
+    <w:bookmarkEnd w:id="75"/>
+    <w:bookmarkStart w:id="76" w:name="الملحق-c-تخطيط-المستودع"/>
     <w:p>
       <w:pPr>
         <w:pStyle w:val="Heading2"/>
@@ -7376,8 +7739,8 @@
         <w:t xml:space="preserve">config.yaml    all parameters · Makefile  targets · CITATION.cff</w:t>
       </w:r>
     </w:p>
-    <w:bookmarkEnd w:id="72"/>
-    <w:bookmarkStart w:id="73" w:name="الملحق-d-مخطط-المانيفست-datamanifest.csv"/>
+    <w:bookmarkEnd w:id="76"/>
+    <w:bookmarkStart w:id="77" w:name="الملحق-d-مخطط-المانيفست-datamanifest.csv"/>
     <w:p>
       <w:pPr>
         <w:pStyle w:val="Heading2"/>
@@ -7412,8 +7775,8 @@
         <w:t xml:space="preserve">— صفّ واحد لكل مقطع؛ وهو المصدر الوحيد للحقيقة الذي يربط كل نافذة إشارة بمخططها الطيفي وتسميتها وتقسيمها.</w:t>
       </w:r>
     </w:p>
-    <w:bookmarkEnd w:id="73"/>
-    <w:bookmarkStart w:id="74" w:name="الملحق-e-جرد-الاختبارات-38-اختبارا"/>
+    <w:bookmarkEnd w:id="77"/>
+    <w:bookmarkStart w:id="78" w:name="الملحق-e-جرد-الاختبارات-38-اختبارا"/>
     <w:p>
       <w:pPr>
         <w:pStyle w:val="Heading2"/>
@@ -7430,8 +7793,8 @@
         <w:t xml:space="preserve">التحقق من الضبط؛ عمليات CRUD على المانيفست؛ التقسيم الخالي من التسرّب (بما في ذلك ضمانات الفئات الصغيرة)؛ التقطيع؛ تحليل أسماء ملفات KAIST؛ موازنة الفئات؛ ترجيح الفئات؛ شكل المخطط الطيفي؛ المولّد الاصطناعي؛ فهرسة محمّل البيانات؛ بناء النموذج المرجعي ونموذج الاندماج؛ إقران الاندماج (لا حالة تمتدّ عبر التقسيمات)؛ اختبار دخان (smoke test) للتدريب؛ مقاييس التقييم (بما في ذلك مجموعة جزئية من الفئات). وتتخطّى الاختبارات المعتمدة على TensorFlow تخطّياً نظيفاً عند غياب TF.</w:t>
       </w:r>
     </w:p>
-    <w:bookmarkEnd w:id="74"/>
-    <w:bookmarkStart w:id="75" w:name="الملحق-f-تدقيق-مجموعات-البيانات"/>
+    <w:bookmarkEnd w:id="78"/>
+    <w:bookmarkStart w:id="79" w:name="الملحق-f-تدقيق-مجموعات-البيانات"/>
     <w:p>
       <w:pPr>
         <w:pStyle w:val="Heading2"/>
@@ -7777,8 +8140,8 @@
         <w:t xml:space="preserve">ملاحظة حول الطول/الصيغة: حُرِّر هذا التقرير بصيغة Markdown؛ وعند تنضيده إلى A4/Letter (Word أو LaTeX) مع الأشكال والجداول وتباعد أسطر 1.15–1.5 يمتدّ على 25–35 صفحة المطلوبة.</w:t>
       </w:r>
     </w:p>
-    <w:bookmarkEnd w:id="75"/>
-    <w:bookmarkEnd w:id="76"/>
+    <w:bookmarkEnd w:id="79"/>
+    <w:bookmarkEnd w:id="80"/>
     <w:sectPr>
       <w:footnotePr>
         <w:numRestart w:val="eachSect"/>

--- a/docs/build/report-ar.docx
+++ b/docs/build/report-ar.docx
@@ -28,7 +28,7 @@
         </w:p>
       </w:sdtContent>
     </w:sdt>
-    <w:bookmarkStart w:id="80" w:name="X80e316569022d425b4fa8f3b5d258ea836d1e6e"/>
+    <w:bookmarkStart w:id="84" w:name="X80e316569022d425b4fa8f3b5d258ea836d1e6e"/>
     <w:p>
       <w:pPr>
         <w:pStyle w:val="Heading1"/>
@@ -4560,7 +4560,7 @@
     </w:p>
     <w:bookmarkEnd w:id="51"/>
     <w:bookmarkEnd w:id="52"/>
-    <w:bookmarkStart w:id="68" w:name="تجارب-التحسين"/>
+    <w:bookmarkStart w:id="72" w:name="تجارب-التحسين"/>
     <w:p>
       <w:pPr>
         <w:pStyle w:val="Heading2"/>
@@ -6183,13 +6183,438 @@
       </w:r>
     </w:p>
     <w:bookmarkEnd w:id="66"/>
-    <w:bookmarkStart w:id="67" w:name="ضوابط-فرط-التخصيص"/>
+    <w:bookmarkStart w:id="70" w:name="X9234e025a97214a1e59fbd9b5e48acddf1f276c"/>
     <w:p>
       <w:pPr>
         <w:pStyle w:val="Heading3"/>
       </w:pPr>
       <w:r>
-        <w:t xml:space="preserve">9.6 ضوابط فرط التخصيص</w:t>
+        <w:t xml:space="preserve">9.6 هل تساعد البيانات المُولّدة؟ (التدريب المسبق الاصطناعي والتعزيز)</w:t>
+      </w:r>
+    </w:p>
+    <w:p>
+      <w:pPr>
+        <w:pStyle w:val="FirstParagraph"/>
+      </w:pPr>
+      <w:r>
+        <w:t xml:space="preserve">اختبرنا ما إذا كان</w:t>
+      </w:r>
+      <w:r>
+        <w:t xml:space="preserve"> </w:t>
+      </w:r>
+      <w:r>
+        <w:rPr>
+          <w:i/>
+          <w:iCs/>
+        </w:rPr>
+        <w:t xml:space="preserve">توليد</w:t>
+      </w:r>
+      <w:r>
+        <w:t xml:space="preserve"> </w:t>
+      </w:r>
+      <w:r>
+        <w:t xml:space="preserve">البيانات يرفع قناة التيّار الضعيفة، على مجموعة اختبار التيّار</w:t>
+      </w:r>
+      <w:r>
+        <w:t xml:space="preserve"> </w:t>
+      </w:r>
+      <w:r>
+        <w:t xml:space="preserve">الحقيقية المحجوزة:</w:t>
+      </w:r>
+    </w:p>
+    <w:tbl>
+      <w:tblPr>
+        <w:tblStyle w:val="Table"/>
+        <w:tblW w:type="auto" w:w="0"/>
+        <w:tblLook w:firstRow="1" w:lastRow="0" w:firstColumn="0" w:lastColumn="0" w:noHBand="0" w:noVBand="0" w:val="0020"/>
+      </w:tblPr>
+      <w:tblGrid>
+        <w:gridCol w:w="1980"/>
+        <w:gridCol w:w="1980"/>
+        <w:gridCol w:w="1980"/>
+        <w:gridCol w:w="1980"/>
+      </w:tblGrid>
+      <w:tr>
+        <w:trPr>
+          <w:tblHeader w:val="on"/>
+        </w:trPr>
+        <w:tc>
+          <w:tcPr/>
+          <w:p>
+            <w:pPr>
+              <w:pStyle w:val="Compact"/>
+            </w:pPr>
+            <w:r>
+              <w:t xml:space="preserve">الاستراتيجية</w:t>
+            </w:r>
+          </w:p>
+        </w:tc>
+        <w:tc>
+          <w:tcPr/>
+          <w:p>
+            <w:pPr>
+              <w:pStyle w:val="Compact"/>
+            </w:pPr>
+            <w:r>
+              <w:t xml:space="preserve">الدقة المتوازنة</w:t>
+            </w:r>
+          </w:p>
+        </w:tc>
+        <w:tc>
+          <w:tcPr/>
+          <w:p>
+            <w:pPr>
+              <w:pStyle w:val="Compact"/>
+            </w:pPr>
+            <w:r>
+              <w:t xml:space="preserve">استدعاء السليم</w:t>
+            </w:r>
+          </w:p>
+        </w:tc>
+        <w:tc>
+          <w:tcPr/>
+          <w:p>
+            <w:pPr>
+              <w:pStyle w:val="Compact"/>
+            </w:pPr>
+            <w:r>
+              <w:t xml:space="preserve">استدعاء العطل</w:t>
+            </w:r>
+          </w:p>
+        </w:tc>
+      </w:tr>
+      <w:tr>
+        <w:tc>
+          <w:tcPr/>
+          <w:p>
+            <w:pPr>
+              <w:pStyle w:val="Compact"/>
+            </w:pPr>
+            <w:r>
+              <w:t xml:space="preserve">الأساس (baseline)</w:t>
+            </w:r>
+          </w:p>
+        </w:tc>
+        <w:tc>
+          <w:tcPr/>
+          <w:p>
+            <w:pPr>
+              <w:pStyle w:val="Compact"/>
+            </w:pPr>
+            <w:r>
+              <w:t xml:space="preserve">0.70</w:t>
+            </w:r>
+          </w:p>
+        </w:tc>
+        <w:tc>
+          <w:tcPr/>
+          <w:p>
+            <w:pPr>
+              <w:pStyle w:val="Compact"/>
+            </w:pPr>
+            <w:r>
+              <w:t xml:space="preserve">1.00</w:t>
+            </w:r>
+          </w:p>
+        </w:tc>
+        <w:tc>
+          <w:tcPr/>
+          <w:p>
+            <w:pPr>
+              <w:pStyle w:val="Compact"/>
+            </w:pPr>
+            <w:r>
+              <w:t xml:space="preserve">0.40</w:t>
+            </w:r>
+          </w:p>
+        </w:tc>
+      </w:tr>
+      <w:tr>
+        <w:tc>
+          <w:tcPr/>
+          <w:p>
+            <w:pPr>
+              <w:pStyle w:val="Compact"/>
+            </w:pPr>
+            <w:r>
+              <w:t xml:space="preserve">+ SpecAugment</w:t>
+            </w:r>
+          </w:p>
+        </w:tc>
+        <w:tc>
+          <w:tcPr/>
+          <w:p>
+            <w:pPr>
+              <w:pStyle w:val="Compact"/>
+            </w:pPr>
+            <w:r>
+              <w:t xml:space="preserve">0.71</w:t>
+            </w:r>
+          </w:p>
+        </w:tc>
+        <w:tc>
+          <w:tcPr/>
+          <w:p>
+            <w:pPr>
+              <w:pStyle w:val="Compact"/>
+            </w:pPr>
+            <w:r>
+              <w:t xml:space="preserve">1.00</w:t>
+            </w:r>
+          </w:p>
+        </w:tc>
+        <w:tc>
+          <w:tcPr/>
+          <w:p>
+            <w:pPr>
+              <w:pStyle w:val="Compact"/>
+            </w:pPr>
+            <w:r>
+              <w:t xml:space="preserve">0.42</w:t>
+            </w:r>
+          </w:p>
+        </w:tc>
+      </w:tr>
+      <w:tr>
+        <w:tc>
+          <w:tcPr/>
+          <w:p>
+            <w:pPr>
+              <w:pStyle w:val="Compact"/>
+            </w:pPr>
+            <w:r>
+              <w:t xml:space="preserve">تدريب مسبق اصطناعي ← ضبط دقيق حقيقي</w:t>
+            </w:r>
+          </w:p>
+        </w:tc>
+        <w:tc>
+          <w:tcPr/>
+          <w:p>
+            <w:pPr>
+              <w:pStyle w:val="Compact"/>
+            </w:pPr>
+            <w:r>
+              <w:rPr>
+                <w:b/>
+                <w:bCs/>
+              </w:rPr>
+              <w:t xml:space="preserve">0.35</w:t>
+            </w:r>
+          </w:p>
+        </w:tc>
+        <w:tc>
+          <w:tcPr/>
+          <w:p>
+            <w:pPr>
+              <w:pStyle w:val="Compact"/>
+            </w:pPr>
+            <w:r>
+              <w:t xml:space="preserve">0.00</w:t>
+            </w:r>
+          </w:p>
+        </w:tc>
+        <w:tc>
+          <w:tcPr/>
+          <w:p>
+            <w:pPr>
+              <w:pStyle w:val="Compact"/>
+            </w:pPr>
+            <w:r>
+              <w:t xml:space="preserve">0.71</w:t>
+            </w:r>
+          </w:p>
+        </w:tc>
+      </w:tr>
+    </w:tbl>
+    <w:p>
+      <w:pPr>
+        <w:pStyle w:val="CaptionedFigure"/>
+      </w:pPr>
+      <w:r>
+        <w:drawing>
+          <wp:inline>
+            <wp:extent cx="5334000" cy="3556000"/>
+            <wp:effectExtent b="0" l="0" r="0" t="0"/>
+            <wp:docPr descr="استراتيجيات البيانات المُولّدة" title="" id="68" name="Picture"/>
+            <a:graphic>
+              <a:graphicData uri="http://schemas.openxmlformats.org/drawingml/2006/picture">
+                <pic:pic>
+                  <pic:nvPicPr>
+                    <pic:cNvPr descr="../../results/transfer_experiment.png" id="69" name="Picture"/>
+                    <pic:cNvPicPr>
+                      <a:picLocks noChangeArrowheads="1" noChangeAspect="1"/>
+                    </pic:cNvPicPr>
+                  </pic:nvPicPr>
+                  <pic:blipFill>
+                    <a:blip r:embed="rId67"/>
+                    <a:stretch>
+                      <a:fillRect/>
+                    </a:stretch>
+                  </pic:blipFill>
+                  <pic:spPr bwMode="auto">
+                    <a:xfrm>
+                      <a:off x="0" y="0"/>
+                      <a:ext cx="5334000" cy="3556000"/>
+                    </a:xfrm>
+                    <a:prstGeom prst="rect">
+                      <a:avLst/>
+                    </a:prstGeom>
+                    <a:noFill/>
+                    <a:ln w="9525">
+                      <a:noFill/>
+                      <a:headEnd/>
+                      <a:tailEnd/>
+                    </a:ln>
+                  </pic:spPr>
+                </pic:pic>
+              </a:graphicData>
+            </a:graphic>
+          </wp:inline>
+        </w:drawing>
+      </w:r>
+    </w:p>
+    <w:p>
+      <w:pPr>
+        <w:pStyle w:val="ImageCaption"/>
+      </w:pPr>
+      <w:r>
+        <w:t xml:space="preserve">استراتيجيات البيانات المُولّدة</w:t>
+      </w:r>
+    </w:p>
+    <w:p>
+      <w:pPr>
+        <w:pStyle w:val="BodyText"/>
+      </w:pPr>
+      <w:r>
+        <w:rPr>
+          <w:i/>
+          <w:iCs/>
+        </w:rPr>
+        <w:t xml:space="preserve">الشكل 9.4 — استراتيجيات البيانات المُولّدة على قناة التيّار الحقيقية.</w:t>
+      </w:r>
+      <w:r>
+        <w:t xml:space="preserve"> </w:t>
+      </w:r>
+      <w:r>
+        <w:t xml:space="preserve">النتيجة سلبية</w:t>
+      </w:r>
+      <w:r>
+        <w:t xml:space="preserve"> </w:t>
+      </w:r>
+      <w:r>
+        <w:t xml:space="preserve">وأمينة: التعزيز منح تحسناً مهملاً، و</w:t>
+      </w:r>
+      <w:r>
+        <w:rPr>
+          <w:b/>
+          <w:bCs/>
+        </w:rPr>
+        <w:t xml:space="preserve">التدريب المسبق على بياناتنا الاصطناعية الغنية أضرّ</w:t>
+      </w:r>
+      <w:r>
+        <w:t xml:space="preserve"> </w:t>
+      </w:r>
+      <w:r>
+        <w:t xml:space="preserve">(0.70 ← 0.35) — وهي</w:t>
+      </w:r>
+      <w:r>
+        <w:t xml:space="preserve"> </w:t>
+      </w:r>
+      <w:r>
+        <w:rPr>
+          <w:b/>
+          <w:bCs/>
+        </w:rPr>
+        <w:t xml:space="preserve">فجوة مجال (domain gap)</w:t>
+      </w:r>
+      <w:r>
+        <w:t xml:space="preserve">، لأنّ الإشارة</w:t>
+      </w:r>
+      <w:r>
+        <w:t xml:space="preserve"> </w:t>
+      </w:r>
+      <w:r>
+        <w:t xml:space="preserve">“السليمة”</w:t>
+      </w:r>
+      <w:r>
+        <w:t xml:space="preserve"> </w:t>
+      </w:r>
+      <w:r>
+        <w:t xml:space="preserve">الاصطناعية نموذج</w:t>
+      </w:r>
+      <w:r>
+        <w:t xml:space="preserve"> </w:t>
+      </w:r>
+      <w:r>
+        <w:t xml:space="preserve">مُبسّط لا تستطيع المجموعة الحقيقية الصغيرة تصحيح إحصاءاته. ويتناقض هذا مع النقل من ImageNet</w:t>
+      </w:r>
+      <w:r>
+        <w:t xml:space="preserve"> </w:t>
+      </w:r>
+      <w:r>
+        <w:t xml:space="preserve">(§9.5، 0.89): فالخصائص</w:t>
+      </w:r>
+      <w:r>
+        <w:t xml:space="preserve"> </w:t>
+      </w:r>
+      <w:r>
+        <w:rPr>
+          <w:i/>
+          <w:iCs/>
+        </w:rPr>
+        <w:t xml:space="preserve">الواقعية العامة</w:t>
+      </w:r>
+      <w:r>
+        <w:t xml:space="preserve"> </w:t>
+      </w:r>
+      <w:r>
+        <w:t xml:space="preserve">تنتقل، أما المحاكي اليدوي الضيّق فلا. الخلاصة:</w:t>
+      </w:r>
+      <w:r>
+        <w:t xml:space="preserve"> </w:t>
+      </w:r>
+      <w:r>
+        <w:t xml:space="preserve">البيانات الاصطناعية قيّمة للتحقق البرمجي ولفئتَي إزالة المغنطة/الحِمل الزائد،</w:t>
+      </w:r>
+      <w:r>
+        <w:t xml:space="preserve"> </w:t>
+      </w:r>
+      <w:r>
+        <w:rPr>
+          <w:b/>
+          <w:bCs/>
+        </w:rPr>
+        <w:t xml:space="preserve">لكنها لا</w:t>
+      </w:r>
+      <w:r>
+        <w:rPr>
+          <w:b/>
+          <w:bCs/>
+        </w:rPr>
+        <w:t xml:space="preserve"> </w:t>
+      </w:r>
+      <w:r>
+        <w:rPr>
+          <w:b/>
+          <w:bCs/>
+        </w:rPr>
+        <w:t xml:space="preserve">تُغني عن تنوّع التسجيلات الحقيقية</w:t>
+      </w:r>
+      <w:r>
+        <w:t xml:space="preserve"> </w:t>
+      </w:r>
+      <w:r>
+        <w:t xml:space="preserve">— وهو الرافعة الحقيقية (انظر §8.4).</w:t>
+      </w:r>
+    </w:p>
+    <w:bookmarkEnd w:id="70"/>
+    <w:bookmarkStart w:id="71" w:name="ضوابط-فرط-التخصيص"/>
+    <w:p>
+      <w:pPr>
+        <w:pStyle w:val="Heading3"/>
+      </w:pPr>
+      <w:r>
+        <w:t xml:space="preserve">9.7 ضوابط فرط التخصيص</w:t>
       </w:r>
     </w:p>
     <w:p>
@@ -6207,9 +6632,9 @@
         </w:pict>
       </w:r>
     </w:p>
-    <w:bookmarkEnd w:id="67"/>
-    <w:bookmarkEnd w:id="68"/>
-    <w:bookmarkStart w:id="72" w:name="الاستنتاجات-والعمل-المستقبلي"/>
+    <w:bookmarkEnd w:id="71"/>
+    <w:bookmarkEnd w:id="72"/>
+    <w:bookmarkStart w:id="76" w:name="الاستنتاجات-والعمل-المستقبلي"/>
     <w:p>
       <w:pPr>
         <w:pStyle w:val="Heading2"/>
@@ -6218,7 +6643,7 @@
         <w:t xml:space="preserve">10. الاستنتاجات والعمل المستقبلي</w:t>
       </w:r>
     </w:p>
-    <w:bookmarkStart w:id="69" w:name="الاستنتاجات"/>
+    <w:bookmarkStart w:id="73" w:name="الاستنتاجات"/>
     <w:p>
       <w:pPr>
         <w:pStyle w:val="Heading3"/>
@@ -6320,8 +6745,8 @@
         <w:t xml:space="preserve">العمل مدعوم بـ 38 اختبار وحدة وتكامل مستمر، ومتاح علناً ليتمكّن باحثون آخرون من إعادة إنتاجه وتوسيعه.</w:t>
       </w:r>
     </w:p>
-    <w:bookmarkEnd w:id="69"/>
-    <w:bookmarkStart w:id="70" w:name="القيود"/>
+    <w:bookmarkEnd w:id="73"/>
+    <w:bookmarkStart w:id="74" w:name="القيود"/>
     <w:p>
       <w:pPr>
         <w:pStyle w:val="Heading3"/>
@@ -6338,8 +6763,8 @@
         <w:t xml:space="preserve">القيد الرئيسي هو العدد الصغير من التسجيلات السليمة المستقلة، الذي يقيّد مدى قوة ادعاء التعميم. وإزالة المغنطة والحِمل الزائد حاضران اصطناعياً فقط. ومقارنة الاندماج إرشادية لا مضبوطة بدقة.</w:t>
       </w:r>
     </w:p>
-    <w:bookmarkEnd w:id="70"/>
-    <w:bookmarkStart w:id="71" w:name="العمل-المستقبلي"/>
+    <w:bookmarkEnd w:id="74"/>
+    <w:bookmarkStart w:id="75" w:name="العمل-المستقبلي"/>
     <w:p>
       <w:pPr>
         <w:pStyle w:val="Heading3"/>
@@ -6465,9 +6890,9 @@
         </w:pict>
       </w:r>
     </w:p>
-    <w:bookmarkEnd w:id="71"/>
-    <w:bookmarkEnd w:id="72"/>
-    <w:bookmarkStart w:id="73" w:name="المراجع"/>
+    <w:bookmarkEnd w:id="75"/>
+    <w:bookmarkEnd w:id="76"/>
+    <w:bookmarkStart w:id="77" w:name="المراجع"/>
     <w:p>
       <w:pPr>
         <w:pStyle w:val="Heading2"/>
@@ -6846,8 +7271,8 @@
         </w:pict>
       </w:r>
     </w:p>
-    <w:bookmarkEnd w:id="73"/>
-    <w:bookmarkStart w:id="74" w:name="الملحق-a-إعادة-إنتاج-النتائج"/>
+    <w:bookmarkEnd w:id="77"/>
+    <w:bookmarkStart w:id="78" w:name="الملحق-a-إعادة-إنتاج-النتائج"/>
     <w:p>
       <w:pPr>
         <w:pStyle w:val="Heading2"/>
@@ -7158,8 +7583,8 @@
         <w:t xml:space="preserve"> demo</w:t>
       </w:r>
     </w:p>
-    <w:bookmarkEnd w:id="74"/>
-    <w:bookmarkStart w:id="75" w:name="الملحق-b-الضبط-الأساسي-config.yaml"/>
+    <w:bookmarkEnd w:id="78"/>
+    <w:bookmarkStart w:id="79" w:name="الملحق-b-الضبط-الأساسي-config.yaml"/>
     <w:p>
       <w:pPr>
         <w:pStyle w:val="Heading2"/>
@@ -7646,8 +8071,8 @@
         </w:tc>
       </w:tr>
     </w:tbl>
-    <w:bookmarkEnd w:id="75"/>
-    <w:bookmarkStart w:id="76" w:name="الملحق-c-تخطيط-المستودع"/>
+    <w:bookmarkEnd w:id="79"/>
+    <w:bookmarkStart w:id="80" w:name="الملحق-c-تخطيط-المستودع"/>
     <w:p>
       <w:pPr>
         <w:pStyle w:val="Heading2"/>
@@ -7739,8 +8164,8 @@
         <w:t xml:space="preserve">config.yaml    all parameters · Makefile  targets · CITATION.cff</w:t>
       </w:r>
     </w:p>
-    <w:bookmarkEnd w:id="76"/>
-    <w:bookmarkStart w:id="77" w:name="الملحق-d-مخطط-المانيفست-datamanifest.csv"/>
+    <w:bookmarkEnd w:id="80"/>
+    <w:bookmarkStart w:id="81" w:name="الملحق-d-مخطط-المانيفست-datamanifest.csv"/>
     <w:p>
       <w:pPr>
         <w:pStyle w:val="Heading2"/>
@@ -7775,8 +8200,8 @@
         <w:t xml:space="preserve">— صفّ واحد لكل مقطع؛ وهو المصدر الوحيد للحقيقة الذي يربط كل نافذة إشارة بمخططها الطيفي وتسميتها وتقسيمها.</w:t>
       </w:r>
     </w:p>
-    <w:bookmarkEnd w:id="77"/>
-    <w:bookmarkStart w:id="78" w:name="الملحق-e-جرد-الاختبارات-38-اختبارا"/>
+    <w:bookmarkEnd w:id="81"/>
+    <w:bookmarkStart w:id="82" w:name="الملحق-e-جرد-الاختبارات-38-اختبارا"/>
     <w:p>
       <w:pPr>
         <w:pStyle w:val="Heading2"/>
@@ -7793,8 +8218,8 @@
         <w:t xml:space="preserve">التحقق من الضبط؛ عمليات CRUD على المانيفست؛ التقسيم الخالي من التسرّب (بما في ذلك ضمانات الفئات الصغيرة)؛ التقطيع؛ تحليل أسماء ملفات KAIST؛ موازنة الفئات؛ ترجيح الفئات؛ شكل المخطط الطيفي؛ المولّد الاصطناعي؛ فهرسة محمّل البيانات؛ بناء النموذج المرجعي ونموذج الاندماج؛ إقران الاندماج (لا حالة تمتدّ عبر التقسيمات)؛ اختبار دخان (smoke test) للتدريب؛ مقاييس التقييم (بما في ذلك مجموعة جزئية من الفئات). وتتخطّى الاختبارات المعتمدة على TensorFlow تخطّياً نظيفاً عند غياب TF.</w:t>
       </w:r>
     </w:p>
-    <w:bookmarkEnd w:id="78"/>
-    <w:bookmarkStart w:id="79" w:name="الملحق-f-تدقيق-مجموعات-البيانات"/>
+    <w:bookmarkEnd w:id="82"/>
+    <w:bookmarkStart w:id="83" w:name="الملحق-f-تدقيق-مجموعات-البيانات"/>
     <w:p>
       <w:pPr>
         <w:pStyle w:val="Heading2"/>
@@ -8140,8 +8565,8 @@
         <w:t xml:space="preserve">ملاحظة حول الطول/الصيغة: حُرِّر هذا التقرير بصيغة Markdown؛ وعند تنضيده إلى A4/Letter (Word أو LaTeX) مع الأشكال والجداول وتباعد أسطر 1.15–1.5 يمتدّ على 25–35 صفحة المطلوبة.</w:t>
       </w:r>
     </w:p>
-    <w:bookmarkEnd w:id="79"/>
-    <w:bookmarkEnd w:id="80"/>
+    <w:bookmarkEnd w:id="83"/>
+    <w:bookmarkEnd w:id="84"/>
     <w:sectPr>
       <w:footnotePr>
         <w:numRestart w:val="eachSect"/>
